--- a/Lab 5/Lab #5.docx
+++ b/Lab 5/Lab #5.docx
@@ -4147,6 +4147,7 @@
         </w:rPr>
         <w:t xml:space="preserve">        </w:t>
       </w:r>
+      <w:proofErr w:type="spellStart"/>
       <w:r>
         <w:rPr>
           <w:rFonts w:ascii="Courier New" w:hAnsi="Courier New" w:cs="Courier New"/>
@@ -4156,6 +4157,7 @@
         </w:rPr>
         <w:t>const</w:t>
       </w:r>
+      <w:proofErr w:type="spellEnd"/>
       <w:r>
         <w:rPr>
           <w:rFonts w:ascii="Courier New" w:hAnsi="Courier New" w:cs="Courier New"/>
@@ -6842,7 +6844,27 @@
           <w:sz w:val="21"/>
           <w:szCs w:val="21"/>
         </w:rPr>
-        <w:t xml:space="preserve"> .product-item'</w:t>
+        <w:t xml:space="preserve"> .</w:t>
+      </w:r>
+      <w:proofErr w:type="spellStart"/>
+      <w:r>
+        <w:rPr>
+          <w:rFonts w:ascii="Courier New" w:hAnsi="Courier New" w:cs="Courier New"/>
+          <w:color w:val="CE9178"/>
+          <w:sz w:val="21"/>
+          <w:szCs w:val="21"/>
+        </w:rPr>
+        <w:t>product-item</w:t>
+      </w:r>
+      <w:proofErr w:type="spellEnd"/>
+      <w:r>
+        <w:rPr>
+          <w:rFonts w:ascii="Courier New" w:hAnsi="Courier New" w:cs="Courier New"/>
+          <w:color w:val="CE9178"/>
+          <w:sz w:val="21"/>
+          <w:szCs w:val="21"/>
+        </w:rPr>
+        <w:t>'</w:t>
       </w:r>
       <w:r>
         <w:rPr>
@@ -7805,17 +7827,41 @@
         <w:rPr>
           <w:sz w:val="28"/>
           <w:szCs w:val="28"/>
+          <w:lang w:val="en-US"/>
+        </w:rPr>
+      </w:pPr>
+      <w:r>
+        <w:rPr>
+          <w:sz w:val="28"/>
+          <w:szCs w:val="28"/>
           <w:lang w:val="uk-UA"/>
         </w:rPr>
-      </w:pPr>
-      <w:r>
-        <w:rPr>
-          <w:sz w:val="28"/>
-          <w:szCs w:val="28"/>
-          <w:lang w:val="uk-UA"/>
-        </w:rPr>
         <w:t xml:space="preserve">Посилання на репозиторій - </w:t>
       </w:r>
+      <w:hyperlink r:id="rId8" w:history="1">
+        <w:r>
+          <w:rPr>
+            <w:rStyle w:val="a5"/>
+            <w:sz w:val="28"/>
+            <w:szCs w:val="28"/>
+            <w:lang w:val="uk-UA"/>
+          </w:rPr>
+          <w:t>https://github.com/AndrewOny/TestLabs</w:t>
+        </w:r>
+      </w:hyperlink>
+    </w:p>
+    <w:p>
+      <w:pPr>
+        <w:pStyle w:val="a3"/>
+        <w:spacing w:before="0" w:beforeAutospacing="0" w:after="0" w:afterAutospacing="0" w:line="360" w:lineRule="auto"/>
+        <w:ind w:left="709"/>
+        <w:jc w:val="both"/>
+        <w:rPr>
+          <w:sz w:val="28"/>
+          <w:szCs w:val="28"/>
+          <w:lang w:val="en-US"/>
+        </w:rPr>
+      </w:pPr>
       <w:bookmarkStart w:id="1" w:name="_GoBack"/>
       <w:bookmarkEnd w:id="1"/>
     </w:p>
@@ -9270,7 +9316,7 @@
   <a:extraClrSchemeLst/>
   <a:extLst>
     <a:ext uri="{05A4C25C-085E-4340-85A3-A5531E510DB2}">
-      <thm15:themeFamily xmlns:thm15="http://schemas.microsoft.com/office/thememl/2012/main" xmlns="" name="Office Theme" id="{62F939B6-93AF-4DB8-9C6B-D6C7DFDC589F}" vid="{4A3C46E8-61CC-4603-A589-7422A47A8E4A}"/>
+      <thm15:themeFamily xmlns="" xmlns:thm15="http://schemas.microsoft.com/office/thememl/2012/main" name="Office Theme" id="{62F939B6-93AF-4DB8-9C6B-D6C7DFDC589F}" vid="{4A3C46E8-61CC-4603-A589-7422A47A8E4A}"/>
     </a:ext>
   </a:extLst>
 </a:theme>
